--- a/Files/01 - Bereshis/01 - Bereshis/5784/Bereshis 5784.docx
+++ b/Files/01 - Bereshis/01 - Bereshis/5784/Bereshis 5784.docx
@@ -950,7 +950,7 @@
         <w:rPr>
           <w:rFonts w:ascii="Times New Roman" w:hAnsi="Times New Roman" w:cs="Times New Roman"/>
         </w:rPr>
-        <w:t>During</w:t>
+        <w:t xml:space="preserve">During </w:t>
       </w:r>
       <w:r>
         <w:rPr>

--- a/Files/01 - Bereshis/01 - Bereshis/5784/Bereshis 5784.docx
+++ b/Files/01 - Bereshis/01 - Bereshis/5784/Bereshis 5784.docx
@@ -369,7 +369,7 @@
           <w:rFonts w:ascii="Times New Roman" w:hAnsi="Times New Roman" w:cs="Times New Roman"/>
           <w:rtl/>
         </w:rPr>
-        <w:t>"</w:t>
+        <w:t>״</w:t>
       </w:r>
       <w:r>
         <w:rPr>
@@ -2111,7 +2111,7 @@
           <w:rFonts w:ascii="Times New Roman" w:hAnsi="Times New Roman" w:cs="Times New Roman"/>
           <w:rtl/>
         </w:rPr>
-        <w:t>"</w:t>
+        <w:t>״</w:t>
       </w:r>
       <w:r>
         <w:rPr>

--- a/Files/01 - Bereshis/01 - Bereshis/5784/Bereshis 5784.docx
+++ b/Files/01 - Bereshis/01 - Bereshis/5784/Bereshis 5784.docx
@@ -369,7 +369,7 @@
           <w:rFonts w:ascii="Times New Roman" w:hAnsi="Times New Roman" w:cs="Times New Roman"/>
           <w:rtl/>
         </w:rPr>
-        <w:t>״</w:t>
+        <w:t>"</w:t>
       </w:r>
       <w:r>
         <w:rPr>
@@ -950,7 +950,7 @@
         <w:rPr>
           <w:rFonts w:ascii="Times New Roman" w:hAnsi="Times New Roman" w:cs="Times New Roman"/>
         </w:rPr>
-        <w:t xml:space="preserve">During </w:t>
+        <w:t>During</w:t>
       </w:r>
       <w:r>
         <w:rPr>
@@ -1018,7 +1018,19 @@
         <w:rPr>
           <w:rFonts w:ascii="Times New Roman" w:hAnsi="Times New Roman" w:cs="Times New Roman"/>
         </w:rPr>
-        <w:t xml:space="preserve"> all of the contents of the world which has never been there before.</w:t>
+        <w:t xml:space="preserve"> all of the</w:t>
+      </w:r>
+      <w:r>
+        <w:rPr>
+          <w:rFonts w:ascii="Times New Roman" w:hAnsi="Times New Roman" w:cs="Times New Roman"/>
+        </w:rPr>
+        <w:t xml:space="preserve"> contents of the world that had</w:t>
+      </w:r>
+      <w:r>
+        <w:rPr>
+          <w:rFonts w:ascii="Times New Roman" w:hAnsi="Times New Roman" w:cs="Times New Roman"/>
+        </w:rPr>
+        <w:t xml:space="preserve"> never been there before.</w:t>
       </w:r>
     </w:p>
     <w:p>
@@ -1073,7 +1085,7 @@
         <w:rPr>
           <w:rFonts w:ascii="Times New Roman" w:hAnsi="Times New Roman" w:cs="Times New Roman"/>
         </w:rPr>
-        <w:t xml:space="preserve"> is </w:t>
+        <w:t xml:space="preserve"> </w:t>
       </w:r>
       <w:r>
         <w:rPr>
@@ -2111,7 +2123,7 @@
           <w:rFonts w:ascii="Times New Roman" w:hAnsi="Times New Roman" w:cs="Times New Roman"/>
           <w:rtl/>
         </w:rPr>
-        <w:t>״</w:t>
+        <w:t>"</w:t>
       </w:r>
       <w:r>
         <w:rPr>

--- a/Files/01 - Bereshis/01 - Bereshis/5784/Bereshis 5784.docx
+++ b/Files/01 - Bereshis/01 - Bereshis/5784/Bereshis 5784.docx
@@ -369,7 +369,7 @@
           <w:rFonts w:ascii="Times New Roman" w:hAnsi="Times New Roman" w:cs="Times New Roman"/>
           <w:rtl/>
         </w:rPr>
-        <w:t>"</w:t>
+        <w:t>״</w:t>
       </w:r>
       <w:r>
         <w:rPr>
@@ -950,7 +950,7 @@
         <w:rPr>
           <w:rFonts w:ascii="Times New Roman" w:hAnsi="Times New Roman" w:cs="Times New Roman"/>
         </w:rPr>
-        <w:t>During</w:t>
+        <w:t xml:space="preserve">During </w:t>
       </w:r>
       <w:r>
         <w:rPr>
@@ -2123,7 +2123,7 @@
           <w:rFonts w:ascii="Times New Roman" w:hAnsi="Times New Roman" w:cs="Times New Roman"/>
           <w:rtl/>
         </w:rPr>
-        <w:t>"</w:t>
+        <w:t>״</w:t>
       </w:r>
       <w:r>
         <w:rPr>
